--- a/site/paperwork-docx/paperwork-security.docx
+++ b/site/paperwork-docx/paperwork-security.docx
@@ -48,6 +48,11 @@
           <w:sz w:val="24"/>
         </w:rPr>
         <w:t>Last updated: 26 September 2026</w:t>
+      </w:r>
+    </w:p>
+    <w:p>
+      <w:r>
+        <w:t>Download as Word (.docx) (/paperwork/paperwork-security.docx)</w:t>
       </w:r>
     </w:p>
     <w:p>

--- a/site/paperwork-docx/paperwork-security.docx
+++ b/site/paperwork-docx/paperwork-security.docx
@@ -19,6 +19,22 @@
           <w:sz w:val="20"/>
         </w:rPr>
         <w:t>AxiomCode — Last updated 26 September 2026</w:t>
+      </w:r>
+    </w:p>
+    <w:p>
+      <w:r>
+        <w:rPr>
+          <w:b/>
+          <w:color w:val="B98A2F"/>
+        </w:rPr>
+        <w:t>Pre-launch status:</w:t>
+      </w:r>
+      <w:r>
+        <w:rPr>
+          <w:b/>
+          <w:color w:val="B98A2F"/>
+        </w:rPr>
+        <w:t xml:space="preserve"> AxiomCode has not yet opened. These documents take effect when the service opens for submissions and payments; no certificates have been publicly issued under them yet.</w:t>
       </w:r>
     </w:p>
     <w:p>
